--- a/a7/packages/A7 Unit 4 - Solving Problems with Rational Numbers/Answer Keys/A7 4  Unit Assessment Key.docx
+++ b/a7/packages/A7 Unit 4 - Solving Problems with Rational Numbers/Answer Keys/A7 4  Unit Assessment Key.docx
@@ -3969,7 +3969,7 @@
             <w:r>
               <w:drawing>
                 <wp:inline xmlns:a="http://schemas.openxmlformats.org/drawingml/2006/main" xmlns:pic="http://schemas.openxmlformats.org/drawingml/2006/picture">
-                  <wp:extent cx="740664" cy="146304"/>
+                  <wp:extent cx="655320" cy="146304"/>
                   <wp:docPr id="50" name="Picture 50"/>
                   <wp:cNvGraphicFramePr>
                     <a:graphicFrameLocks noChangeAspect="1"/>
@@ -3978,7 +3978,7 @@
                     <a:graphicData uri="http://schemas.openxmlformats.org/drawingml/2006/picture">
                       <pic:pic>
                         <pic:nvPicPr>
-                          <pic:cNvPr id="0" name="8b87abc6cbae4a8c.png"/>
+                          <pic:cNvPr id="0" name="665dacad76726c7b.png"/>
                           <pic:cNvPicPr/>
                         </pic:nvPicPr>
                         <pic:blipFill>
@@ -3990,7 +3990,7 @@
                         <pic:spPr>
                           <a:xfrm>
                             <a:off x="0" y="0"/>
-                            <a:ext cx="740664" cy="146304"/>
+                            <a:ext cx="655320" cy="146304"/>
                           </a:xfrm>
                           <a:prstGeom prst="rect"/>
                         </pic:spPr>
@@ -4022,7 +4022,7 @@
                 <w:color w:val="6B6B6B"/>
                 <w:sz w:val="19"/>
               </w:rPr>
-              <w:t>6,250 and 410 both stop at the tens place, so the sum, 6,660, does too. A sum can carry more significant digits than either measurement.</w:t>
+              <w:t>6,250 and 410 both stop at the tens place, so the sum, 6,660, does too — and its last significant digit is the second 6, in the tens place. Writing 6.660 would claim the ones place, which neither measurement supports.</w:t>
             </w:r>
           </w:p>
           <w:p>

--- a/a7/packages/A7 Unit 4 - Solving Problems with Rational Numbers/Answer Keys/A7 4  Unit Assessment Key.docx
+++ b/a7/packages/A7 Unit 4 - Solving Problems with Rational Numbers/Answer Keys/A7 4  Unit Assessment Key.docx
@@ -4595,7 +4595,7 @@
                 <w:color w:val="1A1A1A"/>
                 <w:sz w:val="22"/>
               </w:rPr>
-              <w:t xml:space="preserve">  cm. Which is the area, written correctly?</w:t>
+              <w:t xml:space="preserve">  cm. Which is the area, in scientific notation with the correct number of significant digits?</w:t>
             </w:r>
             <w:r>
               <w:tab/>

--- a/a7/packages/A7 Unit 4 - Solving Problems with Rational Numbers/Answer Keys/A7 4  Unit Assessment Key.docx
+++ b/a7/packages/A7 Unit 4 - Solving Problems with Rational Numbers/Answer Keys/A7 4  Unit Assessment Key.docx
@@ -4106,7 +4106,7 @@
                     <a:graphicData uri="http://schemas.openxmlformats.org/drawingml/2006/picture">
                       <pic:pic>
                         <pic:nvPicPr>
-                          <pic:cNvPr id="0" name="721ba5d32202b098.png"/>
+                          <pic:cNvPr id="0" name="86d923b29b6a0120.png"/>
                           <pic:cNvPicPr/>
                         </pic:nvPicPr>
                         <pic:blipFill>
@@ -4211,7 +4211,7 @@
                 <w:color w:val="6B6B6B"/>
                 <w:sz w:val="19"/>
               </w:rPr>
-              <w:t>0.08825 exactly; 0.0930 stops at the ten-thousandths, so the answer stops there.</w:t>
+              <w:t>0.08828 exactly; 0.0930 stops at the ten-thousandths, so the answer stops there.</w:t>
             </w:r>
           </w:p>
           <w:p>

--- a/a7/packages/A7 Unit 4 - Solving Problems with Rational Numbers/Answer Keys/A7 4  Unit Assessment Key.docx
+++ b/a7/packages/A7 Unit 4 - Solving Problems with Rational Numbers/Answer Keys/A7 4  Unit Assessment Key.docx
@@ -7500,6 +7500,7 @@
           </w:tcPr>
           <w:p>
             <w:pPr>
+              <w:keepNext/>
               <w:spacing w:after="0"/>
               <w:jc w:val="center"/>
             </w:pPr>
@@ -7533,6 +7534,7 @@
           </w:tcPr>
           <w:p>
             <w:pPr>
+              <w:keepNext/>
               <w:spacing w:after="0"/>
               <w:jc w:val="center"/>
             </w:pPr>
@@ -7566,6 +7568,7 @@
           </w:tcPr>
           <w:p>
             <w:pPr>
+              <w:keepNext/>
               <w:spacing w:after="0"/>
               <w:jc w:val="center"/>
             </w:pPr>
@@ -7599,6 +7602,7 @@
           </w:tcPr>
           <w:p>
             <w:pPr>
+              <w:keepNext/>
               <w:spacing w:after="0"/>
               <w:jc w:val="center"/>
             </w:pPr>

--- a/a7/packages/A7 Unit 4 - Solving Problems with Rational Numbers/Answer Keys/A7 4  Unit Assessment Key.docx
+++ b/a7/packages/A7 Unit 4 - Solving Problems with Rational Numbers/Answer Keys/A7 4  Unit Assessment Key.docx
@@ -1584,16 +1584,16 @@
                 <w:rFonts w:ascii="FreeSerif" w:hAnsi="FreeSerif" w:eastAsia="FreeSerif"/>
                 <w:b w:val="0"/>
                 <w:i w:val="0"/>
-                <w:color w:val="9E1B32"/>
+                <w:color w:val="1A1A1A"/>
                 <w:sz w:val="22"/>
               </w:rPr>
-              <w:t xml:space="preserve">●   </w:t>
+              <w:t xml:space="preserve">○   </w:t>
             </w:r>
             <w:r>
               <w:rPr>
-                <w:b/>
+                <w:b w:val="0"/>
                 <w:i w:val="0"/>
-                <w:color w:val="9E1B32"/>
+                <w:color w:val="1A1A1A"/>
                 <w:sz w:val="22"/>
               </w:rPr>
               <w:t xml:space="preserve">A.  </w:t>
@@ -1601,7 +1601,7 @@
             <w:r>
               <w:drawing>
                 <wp:inline xmlns:a="http://schemas.openxmlformats.org/drawingml/2006/main" xmlns:pic="http://schemas.openxmlformats.org/drawingml/2006/picture">
-                  <wp:extent cx="740664" cy="146304"/>
+                  <wp:extent cx="652272" cy="146304"/>
                   <wp:docPr id="22" name="Picture 22"/>
                   <wp:cNvGraphicFramePr>
                     <a:graphicFrameLocks noChangeAspect="1"/>
@@ -1610,7 +1610,7 @@
                     <a:graphicData uri="http://schemas.openxmlformats.org/drawingml/2006/picture">
                       <pic:pic>
                         <pic:nvPicPr>
-                          <pic:cNvPr id="0" name="2cdfdad44ff95d87.png"/>
+                          <pic:cNvPr id="0" name="985ca6630d6cfe16.png"/>
                           <pic:cNvPicPr/>
                         </pic:nvPicPr>
                         <pic:blipFill>
@@ -1622,7 +1622,7 @@
                         <pic:spPr>
                           <a:xfrm>
                             <a:off x="0" y="0"/>
-                            <a:ext cx="740664" cy="146304"/>
+                            <a:ext cx="652272" cy="146304"/>
                           </a:xfrm>
                           <a:prstGeom prst="rect"/>
                         </pic:spPr>
@@ -1669,7 +1669,7 @@
                     <a:graphicData uri="http://schemas.openxmlformats.org/drawingml/2006/picture">
                       <pic:pic>
                         <pic:nvPicPr>
-                          <pic:cNvPr id="0" name="05128cdd03aebcb2.png"/>
+                          <pic:cNvPr id="0" name="ad21cf01b5fb7d8a.png"/>
                           <pic:cNvPicPr/>
                         </pic:nvPicPr>
                         <pic:blipFill>
@@ -1702,16 +1702,16 @@
                 <w:rFonts w:ascii="FreeSerif" w:hAnsi="FreeSerif" w:eastAsia="FreeSerif"/>
                 <w:b w:val="0"/>
                 <w:i w:val="0"/>
-                <w:color w:val="1A1A1A"/>
+                <w:color w:val="9E1B32"/>
                 <w:sz w:val="22"/>
               </w:rPr>
-              <w:t xml:space="preserve">○   </w:t>
+              <w:t xml:space="preserve">●   </w:t>
             </w:r>
             <w:r>
               <w:rPr>
-                <w:b w:val="0"/>
+                <w:b/>
                 <w:i w:val="0"/>
-                <w:color w:val="1A1A1A"/>
+                <w:color w:val="9E1B32"/>
                 <w:sz w:val="22"/>
               </w:rPr>
               <w:t xml:space="preserve">C.  </w:t>
@@ -1719,7 +1719,7 @@
             <w:r>
               <w:drawing>
                 <wp:inline xmlns:a="http://schemas.openxmlformats.org/drawingml/2006/main" xmlns:pic="http://schemas.openxmlformats.org/drawingml/2006/picture">
-                  <wp:extent cx="576072" cy="146304"/>
+                  <wp:extent cx="740664" cy="146304"/>
                   <wp:docPr id="24" name="Picture 24"/>
                   <wp:cNvGraphicFramePr>
                     <a:graphicFrameLocks noChangeAspect="1"/>
@@ -1728,11 +1728,70 @@
                     <a:graphicData uri="http://schemas.openxmlformats.org/drawingml/2006/picture">
                       <pic:pic>
                         <pic:nvPicPr>
-                          <pic:cNvPr id="0" name="ad21cf01b5fb7d8a.png"/>
+                          <pic:cNvPr id="0" name="2cdfdad44ff95d87.png"/>
                           <pic:cNvPicPr/>
                         </pic:nvPicPr>
                         <pic:blipFill>
                           <a:blip r:embed="rId32"/>
+                          <a:stretch>
+                            <a:fillRect/>
+                          </a:stretch>
+                        </pic:blipFill>
+                        <pic:spPr>
+                          <a:xfrm>
+                            <a:off x="0" y="0"/>
+                            <a:ext cx="740664" cy="146304"/>
+                          </a:xfrm>
+                          <a:prstGeom prst="rect"/>
+                        </pic:spPr>
+                      </pic:pic>
+                    </a:graphicData>
+                  </a:graphic>
+                </wp:inline>
+              </w:drawing>
+            </w:r>
+          </w:p>
+          <w:p>
+            <w:pPr>
+              <w:spacing w:before="40" w:after="40"/>
+              <w:ind w:left="1300" w:hanging="380"/>
+            </w:pPr>
+            <w:r>
+              <w:rPr>
+                <w:rFonts w:ascii="FreeSerif" w:hAnsi="FreeSerif" w:eastAsia="FreeSerif"/>
+                <w:b w:val="0"/>
+                <w:i w:val="0"/>
+                <w:color w:val="1A1A1A"/>
+                <w:sz w:val="22"/>
+              </w:rPr>
+              <w:t xml:space="preserve">○   </w:t>
+            </w:r>
+            <w:r>
+              <w:rPr>
+                <w:b w:val="0"/>
+                <w:i w:val="0"/>
+                <w:color w:val="1A1A1A"/>
+                <w:sz w:val="22"/>
+              </w:rPr>
+              <w:t xml:space="preserve">D.  </w:t>
+            </w:r>
+            <w:r>
+              <w:drawing>
+                <wp:inline xmlns:a="http://schemas.openxmlformats.org/drawingml/2006/main" xmlns:pic="http://schemas.openxmlformats.org/drawingml/2006/picture">
+                  <wp:extent cx="576072" cy="146304"/>
+                  <wp:docPr id="25" name="Picture 25"/>
+                  <wp:cNvGraphicFramePr>
+                    <a:graphicFrameLocks noChangeAspect="1"/>
+                  </wp:cNvGraphicFramePr>
+                  <a:graphic>
+                    <a:graphicData uri="http://schemas.openxmlformats.org/drawingml/2006/picture">
+                      <pic:pic>
+                        <pic:nvPicPr>
+                          <pic:cNvPr id="0" name="05128cdd03aebcb2.png"/>
+                          <pic:cNvPicPr/>
+                        </pic:nvPicPr>
+                        <pic:blipFill>
+                          <a:blip r:embed="rId33"/>
                           <a:stretch>
                             <a:fillRect/>
                           </a:stretch>
@@ -1753,65 +1812,6 @@
           </w:p>
           <w:p>
             <w:pPr>
-              <w:spacing w:before="40" w:after="40"/>
-              <w:ind w:left="1300" w:hanging="380"/>
-            </w:pPr>
-            <w:r>
-              <w:rPr>
-                <w:rFonts w:ascii="FreeSerif" w:hAnsi="FreeSerif" w:eastAsia="FreeSerif"/>
-                <w:b w:val="0"/>
-                <w:i w:val="0"/>
-                <w:color w:val="1A1A1A"/>
-                <w:sz w:val="22"/>
-              </w:rPr>
-              <w:t xml:space="preserve">○   </w:t>
-            </w:r>
-            <w:r>
-              <w:rPr>
-                <w:b w:val="0"/>
-                <w:i w:val="0"/>
-                <w:color w:val="1A1A1A"/>
-                <w:sz w:val="22"/>
-              </w:rPr>
-              <w:t xml:space="preserve">D.  </w:t>
-            </w:r>
-            <w:r>
-              <w:drawing>
-                <wp:inline xmlns:a="http://schemas.openxmlformats.org/drawingml/2006/main" xmlns:pic="http://schemas.openxmlformats.org/drawingml/2006/picture">
-                  <wp:extent cx="652272" cy="146304"/>
-                  <wp:docPr id="25" name="Picture 25"/>
-                  <wp:cNvGraphicFramePr>
-                    <a:graphicFrameLocks noChangeAspect="1"/>
-                  </wp:cNvGraphicFramePr>
-                  <a:graphic>
-                    <a:graphicData uri="http://schemas.openxmlformats.org/drawingml/2006/picture">
-                      <pic:pic>
-                        <pic:nvPicPr>
-                          <pic:cNvPr id="0" name="985ca6630d6cfe16.png"/>
-                          <pic:cNvPicPr/>
-                        </pic:nvPicPr>
-                        <pic:blipFill>
-                          <a:blip r:embed="rId33"/>
-                          <a:stretch>
-                            <a:fillRect/>
-                          </a:stretch>
-                        </pic:blipFill>
-                        <pic:spPr>
-                          <a:xfrm>
-                            <a:off x="0" y="0"/>
-                            <a:ext cx="652272" cy="146304"/>
-                          </a:xfrm>
-                          <a:prstGeom prst="rect"/>
-                        </pic:spPr>
-                      </pic:pic>
-                    </a:graphicData>
-                  </a:graphic>
-                </wp:inline>
-              </w:drawing>
-            </w:r>
-          </w:p>
-          <w:p>
-            <w:pPr>
               <w:spacing w:before="40" w:after="60"/>
               <w:ind w:left="420"/>
             </w:pPr>
@@ -1822,7 +1822,7 @@
                 <w:color w:val="9E1B32"/>
                 <w:sz w:val="22"/>
               </w:rPr>
-              <w:t>A</w:t>
+              <w:t>C</w:t>
             </w:r>
           </w:p>
           <w:p>
@@ -1992,7 +1992,7 @@
             <w:r>
               <w:drawing>
                 <wp:inline xmlns:a="http://schemas.openxmlformats.org/drawingml/2006/main" xmlns:pic="http://schemas.openxmlformats.org/drawingml/2006/picture">
-                  <wp:extent cx="1551432" cy="173736"/>
+                  <wp:extent cx="1426464" cy="170688"/>
                   <wp:docPr id="27" name="Picture 27"/>
                   <wp:cNvGraphicFramePr>
                     <a:graphicFrameLocks noChangeAspect="1"/>
@@ -2001,7 +2001,7 @@
                     <a:graphicData uri="http://schemas.openxmlformats.org/drawingml/2006/picture">
                       <pic:pic>
                         <pic:nvPicPr>
-                          <pic:cNvPr id="0" name="b2aa059c87d4020f.png"/>
+                          <pic:cNvPr id="0" name="852274c218488cdc.png"/>
                           <pic:cNvPicPr/>
                         </pic:nvPicPr>
                         <pic:blipFill>
@@ -2013,7 +2013,7 @@
                         <pic:spPr>
                           <a:xfrm>
                             <a:off x="0" y="0"/>
-                            <a:ext cx="1551432" cy="173736"/>
+                            <a:ext cx="1426464" cy="170688"/>
                           </a:xfrm>
                           <a:prstGeom prst="rect"/>
                         </pic:spPr>
@@ -2034,6 +2034,65 @@
                 <w:rFonts w:ascii="FreeSerif" w:hAnsi="FreeSerif" w:eastAsia="FreeSerif"/>
                 <w:b w:val="0"/>
                 <w:i w:val="0"/>
+                <w:color w:val="1A1A1A"/>
+                <w:sz w:val="22"/>
+              </w:rPr>
+              <w:t xml:space="preserve">☐   </w:t>
+            </w:r>
+            <w:r>
+              <w:rPr>
+                <w:b w:val="0"/>
+                <w:i w:val="0"/>
+                <w:color w:val="1A1A1A"/>
+                <w:sz w:val="22"/>
+              </w:rPr>
+              <w:t xml:space="preserve">B.  </w:t>
+            </w:r>
+            <w:r>
+              <w:drawing>
+                <wp:inline xmlns:a="http://schemas.openxmlformats.org/drawingml/2006/main" xmlns:pic="http://schemas.openxmlformats.org/drawingml/2006/picture">
+                  <wp:extent cx="332232" cy="252984"/>
+                  <wp:docPr id="28" name="Picture 28"/>
+                  <wp:cNvGraphicFramePr>
+                    <a:graphicFrameLocks noChangeAspect="1"/>
+                  </wp:cNvGraphicFramePr>
+                  <a:graphic>
+                    <a:graphicData uri="http://schemas.openxmlformats.org/drawingml/2006/picture">
+                      <pic:pic>
+                        <pic:nvPicPr>
+                          <pic:cNvPr id="0" name="1e009e3e7bcf25f2.png"/>
+                          <pic:cNvPicPr/>
+                        </pic:nvPicPr>
+                        <pic:blipFill>
+                          <a:blip r:embed="rId36"/>
+                          <a:stretch>
+                            <a:fillRect/>
+                          </a:stretch>
+                        </pic:blipFill>
+                        <pic:spPr>
+                          <a:xfrm>
+                            <a:off x="0" y="0"/>
+                            <a:ext cx="332232" cy="252984"/>
+                          </a:xfrm>
+                          <a:prstGeom prst="rect"/>
+                        </pic:spPr>
+                      </pic:pic>
+                    </a:graphicData>
+                  </a:graphic>
+                </wp:inline>
+              </w:drawing>
+            </w:r>
+          </w:p>
+          <w:p>
+            <w:pPr>
+              <w:spacing w:before="40" w:after="40"/>
+              <w:ind w:left="1300" w:hanging="380"/>
+            </w:pPr>
+            <w:r>
+              <w:rPr>
+                <w:rFonts w:ascii="FreeSerif" w:hAnsi="FreeSerif" w:eastAsia="FreeSerif"/>
+                <w:b w:val="0"/>
+                <w:i w:val="0"/>
                 <w:color w:val="9E1B32"/>
                 <w:sz w:val="22"/>
               </w:rPr>
@@ -2046,13 +2105,13 @@
                 <w:color w:val="9E1B32"/>
                 <w:sz w:val="22"/>
               </w:rPr>
-              <w:t xml:space="preserve">B.  </w:t>
+              <w:t xml:space="preserve">C.  </w:t>
             </w:r>
             <w:r>
               <w:drawing>
                 <wp:inline xmlns:a="http://schemas.openxmlformats.org/drawingml/2006/main" xmlns:pic="http://schemas.openxmlformats.org/drawingml/2006/picture">
                   <wp:extent cx="1143000" cy="170688"/>
-                  <wp:docPr id="28" name="Picture 28"/>
+                  <wp:docPr id="29" name="Picture 29"/>
                   <wp:cNvGraphicFramePr>
                     <a:graphicFrameLocks noChangeAspect="1"/>
                   </wp:cNvGraphicFramePr>
@@ -2064,7 +2123,7 @@
                           <pic:cNvPicPr/>
                         </pic:nvPicPr>
                         <pic:blipFill>
-                          <a:blip r:embed="rId36"/>
+                          <a:blip r:embed="rId37"/>
                           <a:stretch>
                             <a:fillRect/>
                           </a:stretch>
@@ -2105,71 +2164,12 @@
                 <w:color w:val="9E1B32"/>
                 <w:sz w:val="22"/>
               </w:rPr>
-              <w:t xml:space="preserve">C.  </w:t>
+              <w:t xml:space="preserve">D.  </w:t>
             </w:r>
             <w:r>
               <w:drawing>
                 <wp:inline xmlns:a="http://schemas.openxmlformats.org/drawingml/2006/main" xmlns:pic="http://schemas.openxmlformats.org/drawingml/2006/picture">
-                  <wp:extent cx="332232" cy="252984"/>
-                  <wp:docPr id="29" name="Picture 29"/>
-                  <wp:cNvGraphicFramePr>
-                    <a:graphicFrameLocks noChangeAspect="1"/>
-                  </wp:cNvGraphicFramePr>
-                  <a:graphic>
-                    <a:graphicData uri="http://schemas.openxmlformats.org/drawingml/2006/picture">
-                      <pic:pic>
-                        <pic:nvPicPr>
-                          <pic:cNvPr id="0" name="e655a37a1ecc5a75.png"/>
-                          <pic:cNvPicPr/>
-                        </pic:nvPicPr>
-                        <pic:blipFill>
-                          <a:blip r:embed="rId37"/>
-                          <a:stretch>
-                            <a:fillRect/>
-                          </a:stretch>
-                        </pic:blipFill>
-                        <pic:spPr>
-                          <a:xfrm>
-                            <a:off x="0" y="0"/>
-                            <a:ext cx="332232" cy="252984"/>
-                          </a:xfrm>
-                          <a:prstGeom prst="rect"/>
-                        </pic:spPr>
-                      </pic:pic>
-                    </a:graphicData>
-                  </a:graphic>
-                </wp:inline>
-              </w:drawing>
-            </w:r>
-          </w:p>
-          <w:p>
-            <w:pPr>
-              <w:spacing w:before="40" w:after="40"/>
-              <w:ind w:left="1300" w:hanging="380"/>
-            </w:pPr>
-            <w:r>
-              <w:rPr>
-                <w:rFonts w:ascii="FreeSerif" w:hAnsi="FreeSerif" w:eastAsia="FreeSerif"/>
-                <w:b w:val="0"/>
-                <w:i w:val="0"/>
-                <w:color w:val="9E1B32"/>
-                <w:sz w:val="22"/>
-              </w:rPr>
-              <w:t xml:space="preserve">☒   </w:t>
-            </w:r>
-            <w:r>
-              <w:rPr>
-                <w:b/>
-                <w:i w:val="0"/>
-                <w:color w:val="9E1B32"/>
-                <w:sz w:val="22"/>
-              </w:rPr>
-              <w:t xml:space="preserve">D.  </w:t>
-            </w:r>
-            <w:r>
-              <w:drawing>
-                <wp:inline xmlns:a="http://schemas.openxmlformats.org/drawingml/2006/main" xmlns:pic="http://schemas.openxmlformats.org/drawingml/2006/picture">
-                  <wp:extent cx="1426464" cy="170688"/>
+                  <wp:extent cx="1551432" cy="173736"/>
                   <wp:docPr id="30" name="Picture 30"/>
                   <wp:cNvGraphicFramePr>
                     <a:graphicFrameLocks noChangeAspect="1"/>
@@ -2178,7 +2178,7 @@
                     <a:graphicData uri="http://schemas.openxmlformats.org/drawingml/2006/picture">
                       <pic:pic>
                         <pic:nvPicPr>
-                          <pic:cNvPr id="0" name="852274c218488cdc.png"/>
+                          <pic:cNvPr id="0" name="b2aa059c87d4020f.png"/>
                           <pic:cNvPicPr/>
                         </pic:nvPicPr>
                         <pic:blipFill>
@@ -2190,7 +2190,7 @@
                         <pic:spPr>
                           <a:xfrm>
                             <a:off x="0" y="0"/>
-                            <a:ext cx="1426464" cy="170688"/>
+                            <a:ext cx="1551432" cy="173736"/>
                           </a:xfrm>
                           <a:prstGeom prst="rect"/>
                         </pic:spPr>
@@ -2270,16 +2270,16 @@
                 <w:rFonts w:ascii="FreeSerif" w:hAnsi="FreeSerif" w:eastAsia="FreeSerif"/>
                 <w:b w:val="0"/>
                 <w:i w:val="0"/>
-                <w:color w:val="1A1A1A"/>
+                <w:color w:val="9E1B32"/>
                 <w:sz w:val="22"/>
               </w:rPr>
-              <w:t xml:space="preserve">☐   </w:t>
+              <w:t xml:space="preserve">☒   </w:t>
             </w:r>
             <w:r>
               <w:rPr>
-                <w:b w:val="0"/>
+                <w:b/>
                 <w:i w:val="0"/>
-                <w:color w:val="1A1A1A"/>
+                <w:color w:val="9E1B32"/>
                 <w:sz w:val="22"/>
               </w:rPr>
               <w:t xml:space="preserve">F.  </w:t>
@@ -2296,7 +2296,7 @@
                     <a:graphicData uri="http://schemas.openxmlformats.org/drawingml/2006/picture">
                       <pic:pic>
                         <pic:nvPicPr>
-                          <pic:cNvPr id="0" name="1e009e3e7bcf25f2.png"/>
+                          <pic:cNvPr id="0" name="e655a37a1ecc5a75.png"/>
                           <pic:cNvPicPr/>
                         </pic:nvPicPr>
                         <pic:blipFill>
@@ -2331,7 +2331,7 @@
                 <w:color w:val="9E1B32"/>
                 <w:sz w:val="22"/>
               </w:rPr>
-              <w:t>A, B, C and D</w:t>
+              <w:t>A, C, D and F</w:t>
             </w:r>
           </w:p>
           <w:p>
@@ -2346,7 +2346,7 @@
                 <w:color w:val="6B6B6B"/>
                 <w:sz w:val="19"/>
               </w:rPr>
-              <w:t xml:space="preserve">B gives </w:t>
+              <w:t xml:space="preserve">C gives </w:t>
             </w:r>
             <w:r>
               <w:drawing>
@@ -4793,8 +4793,86 @@
             <w:r>
               <w:drawing>
                 <wp:inline xmlns:a="http://schemas.openxmlformats.org/drawingml/2006/main" xmlns:pic="http://schemas.openxmlformats.org/drawingml/2006/picture">
+                  <wp:extent cx="576072" cy="146304"/>
+                  <wp:docPr id="60" name="Picture 60"/>
+                  <wp:cNvGraphicFramePr>
+                    <a:graphicFrameLocks noChangeAspect="1"/>
+                  </wp:cNvGraphicFramePr>
+                  <a:graphic>
+                    <a:graphicData uri="http://schemas.openxmlformats.org/drawingml/2006/picture">
+                      <pic:pic>
+                        <pic:nvPicPr>
+                          <pic:cNvPr id="0" name="e9ae9a05f5498808.png"/>
+                          <pic:cNvPicPr/>
+                        </pic:nvPicPr>
+                        <pic:blipFill>
+                          <a:blip r:embed="rId68"/>
+                          <a:stretch>
+                            <a:fillRect/>
+                          </a:stretch>
+                        </pic:blipFill>
+                        <pic:spPr>
+                          <a:xfrm>
+                            <a:off x="0" y="0"/>
+                            <a:ext cx="576072" cy="146304"/>
+                          </a:xfrm>
+                          <a:prstGeom prst="rect"/>
+                        </pic:spPr>
+                      </pic:pic>
+                    </a:graphicData>
+                  </a:graphic>
+                </wp:inline>
+              </w:drawing>
+            </w:r>
+            <w:r>
+              <w:rPr>
+                <w:b w:val="0"/>
+                <w:i w:val="0"/>
+                <w:color w:val="1A1A1A"/>
+                <w:sz w:val="22"/>
+              </w:rPr>
+              <w:t xml:space="preserve"> cm</w:t>
+            </w:r>
+            <w:r>
+              <w:rPr>
+                <w:b w:val="0"/>
+                <w:i w:val="0"/>
+                <w:color w:val="1A1A1A"/>
+                <w:sz w:val="22"/>
+                <w:vertAlign w:val="superscript"/>
+              </w:rPr>
+              <w:t>2</w:t>
+            </w:r>
+          </w:p>
+          <w:p>
+            <w:pPr>
+              <w:spacing w:before="40" w:after="40"/>
+              <w:ind w:left="1300" w:hanging="380"/>
+            </w:pPr>
+            <w:r>
+              <w:rPr>
+                <w:rFonts w:ascii="FreeSerif" w:hAnsi="FreeSerif" w:eastAsia="FreeSerif"/>
+                <w:b w:val="0"/>
+                <w:i w:val="0"/>
+                <w:color w:val="1A1A1A"/>
+                <w:sz w:val="22"/>
+              </w:rPr>
+              <w:t xml:space="preserve">○   </w:t>
+            </w:r>
+            <w:r>
+              <w:rPr>
+                <w:b w:val="0"/>
+                <w:i w:val="0"/>
+                <w:color w:val="1A1A1A"/>
+                <w:sz w:val="22"/>
+              </w:rPr>
+              <w:t xml:space="preserve">D.  </w:t>
+            </w:r>
+            <w:r>
+              <w:drawing>
+                <wp:inline xmlns:a="http://schemas.openxmlformats.org/drawingml/2006/main" xmlns:pic="http://schemas.openxmlformats.org/drawingml/2006/picture">
                   <wp:extent cx="658368" cy="146304"/>
-                  <wp:docPr id="60" name="Picture 60"/>
+                  <wp:docPr id="61" name="Picture 61"/>
                   <wp:cNvGraphicFramePr>
                     <a:graphicFrameLocks noChangeAspect="1"/>
                   </wp:cNvGraphicFramePr>
@@ -4806,7 +4884,7 @@
                           <pic:cNvPicPr/>
                         </pic:nvPicPr>
                         <pic:blipFill>
-                          <a:blip r:embed="rId68"/>
+                          <a:blip r:embed="rId69"/>
                           <a:stretch>
                             <a:fillRect/>
                           </a:stretch>
@@ -4815,84 +4893,6 @@
                           <a:xfrm>
                             <a:off x="0" y="0"/>
                             <a:ext cx="658368" cy="146304"/>
-                          </a:xfrm>
-                          <a:prstGeom prst="rect"/>
-                        </pic:spPr>
-                      </pic:pic>
-                    </a:graphicData>
-                  </a:graphic>
-                </wp:inline>
-              </w:drawing>
-            </w:r>
-            <w:r>
-              <w:rPr>
-                <w:b w:val="0"/>
-                <w:i w:val="0"/>
-                <w:color w:val="1A1A1A"/>
-                <w:sz w:val="22"/>
-              </w:rPr>
-              <w:t xml:space="preserve"> cm</w:t>
-            </w:r>
-            <w:r>
-              <w:rPr>
-                <w:b w:val="0"/>
-                <w:i w:val="0"/>
-                <w:color w:val="1A1A1A"/>
-                <w:sz w:val="22"/>
-                <w:vertAlign w:val="superscript"/>
-              </w:rPr>
-              <w:t>2</w:t>
-            </w:r>
-          </w:p>
-          <w:p>
-            <w:pPr>
-              <w:spacing w:before="40" w:after="40"/>
-              <w:ind w:left="1300" w:hanging="380"/>
-            </w:pPr>
-            <w:r>
-              <w:rPr>
-                <w:rFonts w:ascii="FreeSerif" w:hAnsi="FreeSerif" w:eastAsia="FreeSerif"/>
-                <w:b w:val="0"/>
-                <w:i w:val="0"/>
-                <w:color w:val="1A1A1A"/>
-                <w:sz w:val="22"/>
-              </w:rPr>
-              <w:t xml:space="preserve">○   </w:t>
-            </w:r>
-            <w:r>
-              <w:rPr>
-                <w:b w:val="0"/>
-                <w:i w:val="0"/>
-                <w:color w:val="1A1A1A"/>
-                <w:sz w:val="22"/>
-              </w:rPr>
-              <w:t xml:space="preserve">D.  </w:t>
-            </w:r>
-            <w:r>
-              <w:drawing>
-                <wp:inline xmlns:a="http://schemas.openxmlformats.org/drawingml/2006/main" xmlns:pic="http://schemas.openxmlformats.org/drawingml/2006/picture">
-                  <wp:extent cx="576072" cy="146304"/>
-                  <wp:docPr id="61" name="Picture 61"/>
-                  <wp:cNvGraphicFramePr>
-                    <a:graphicFrameLocks noChangeAspect="1"/>
-                  </wp:cNvGraphicFramePr>
-                  <a:graphic>
-                    <a:graphicData uri="http://schemas.openxmlformats.org/drawingml/2006/picture">
-                      <pic:pic>
-                        <pic:nvPicPr>
-                          <pic:cNvPr id="0" name="e9ae9a05f5498808.png"/>
-                          <pic:cNvPicPr/>
-                        </pic:nvPicPr>
-                        <pic:blipFill>
-                          <a:blip r:embed="rId69"/>
-                          <a:stretch>
-                            <a:fillRect/>
-                          </a:stretch>
-                        </pic:blipFill>
-                        <pic:spPr>
-                          <a:xfrm>
-                            <a:off x="0" y="0"/>
-                            <a:ext cx="576072" cy="146304"/>
                           </a:xfrm>
                           <a:prstGeom prst="rect"/>
                         </pic:spPr>
@@ -6382,6 +6382,31 @@
                 <w:rFonts w:ascii="FreeSerif" w:hAnsi="FreeSerif" w:eastAsia="FreeSerif"/>
                 <w:b w:val="0"/>
                 <w:i w:val="0"/>
+                <w:color w:val="1A1A1A"/>
+                <w:sz w:val="22"/>
+              </w:rPr>
+              <w:t xml:space="preserve">○   </w:t>
+            </w:r>
+            <w:r>
+              <w:rPr>
+                <w:b w:val="0"/>
+                <w:i w:val="0"/>
+                <w:color w:val="1A1A1A"/>
+                <w:sz w:val="22"/>
+              </w:rPr>
+              <w:t>A.  32</w:t>
+            </w:r>
+          </w:p>
+          <w:p>
+            <w:pPr>
+              <w:spacing w:before="40" w:after="40"/>
+              <w:ind w:left="1300" w:hanging="380"/>
+            </w:pPr>
+            <w:r>
+              <w:rPr>
+                <w:rFonts w:ascii="FreeSerif" w:hAnsi="FreeSerif" w:eastAsia="FreeSerif"/>
+                <w:b w:val="0"/>
+                <w:i w:val="0"/>
                 <w:color w:val="9E1B32"/>
                 <w:sz w:val="22"/>
               </w:rPr>
@@ -6394,7 +6419,7 @@
                 <w:color w:val="9E1B32"/>
                 <w:sz w:val="22"/>
               </w:rPr>
-              <w:t>A.  47</w:t>
+              <w:t>B.  47</w:t>
             </w:r>
           </w:p>
           <w:p>
@@ -6419,7 +6444,7 @@
                 <w:color w:val="1A1A1A"/>
                 <w:sz w:val="22"/>
               </w:rPr>
-              <w:t>B.  63</w:t>
+              <w:t>C.  63</w:t>
             </w:r>
           </w:p>
           <w:p>
@@ -6444,32 +6469,7 @@
                 <w:color w:val="1A1A1A"/>
                 <w:sz w:val="22"/>
               </w:rPr>
-              <w:t>C.  289</w:t>
-            </w:r>
-          </w:p>
-          <w:p>
-            <w:pPr>
-              <w:spacing w:before="40" w:after="40"/>
-              <w:ind w:left="1300" w:hanging="380"/>
-            </w:pPr>
-            <w:r>
-              <w:rPr>
-                <w:rFonts w:ascii="FreeSerif" w:hAnsi="FreeSerif" w:eastAsia="FreeSerif"/>
-                <w:b w:val="0"/>
-                <w:i w:val="0"/>
-                <w:color w:val="1A1A1A"/>
-                <w:sz w:val="22"/>
-              </w:rPr>
-              <w:t xml:space="preserve">○   </w:t>
-            </w:r>
-            <w:r>
-              <w:rPr>
-                <w:b w:val="0"/>
-                <w:i w:val="0"/>
-                <w:color w:val="1A1A1A"/>
-                <w:sz w:val="22"/>
-              </w:rPr>
-              <w:t>D.  32</w:t>
+              <w:t>D.  289</w:t>
             </w:r>
           </w:p>
           <w:p>
@@ -6484,7 +6484,7 @@
                 <w:color w:val="9E1B32"/>
                 <w:sz w:val="22"/>
               </w:rPr>
-              <w:t>A</w:t>
+              <w:t>B</w:t>
             </w:r>
           </w:p>
           <w:p>
@@ -6594,6 +6594,65 @@
                 <w:rFonts w:ascii="FreeSerif" w:hAnsi="FreeSerif" w:eastAsia="FreeSerif"/>
                 <w:b w:val="0"/>
                 <w:i w:val="0"/>
+                <w:color w:val="1A1A1A"/>
+                <w:sz w:val="22"/>
+              </w:rPr>
+              <w:t xml:space="preserve">☐   </w:t>
+            </w:r>
+            <w:r>
+              <w:rPr>
+                <w:b w:val="0"/>
+                <w:i w:val="0"/>
+                <w:color w:val="1A1A1A"/>
+                <w:sz w:val="22"/>
+              </w:rPr>
+              <w:t xml:space="preserve">A.  </w:t>
+            </w:r>
+            <w:r>
+              <w:drawing>
+                <wp:inline xmlns:a="http://schemas.openxmlformats.org/drawingml/2006/main" xmlns:pic="http://schemas.openxmlformats.org/drawingml/2006/picture">
+                  <wp:extent cx="466344" cy="204216"/>
+                  <wp:docPr id="77" name="Picture 77"/>
+                  <wp:cNvGraphicFramePr>
+                    <a:graphicFrameLocks noChangeAspect="1"/>
+                  </wp:cNvGraphicFramePr>
+                  <a:graphic>
+                    <a:graphicData uri="http://schemas.openxmlformats.org/drawingml/2006/picture">
+                      <pic:pic>
+                        <pic:nvPicPr>
+                          <pic:cNvPr id="0" name="a4a5570bcf96386b.png"/>
+                          <pic:cNvPicPr/>
+                        </pic:nvPicPr>
+                        <pic:blipFill>
+                          <a:blip r:embed="rId85"/>
+                          <a:stretch>
+                            <a:fillRect/>
+                          </a:stretch>
+                        </pic:blipFill>
+                        <pic:spPr>
+                          <a:xfrm>
+                            <a:off x="0" y="0"/>
+                            <a:ext cx="466344" cy="204216"/>
+                          </a:xfrm>
+                          <a:prstGeom prst="rect"/>
+                        </pic:spPr>
+                      </pic:pic>
+                    </a:graphicData>
+                  </a:graphic>
+                </wp:inline>
+              </w:drawing>
+            </w:r>
+          </w:p>
+          <w:p>
+            <w:pPr>
+              <w:spacing w:before="40" w:after="40"/>
+              <w:ind w:left="1300" w:hanging="380"/>
+            </w:pPr>
+            <w:r>
+              <w:rPr>
+                <w:rFonts w:ascii="FreeSerif" w:hAnsi="FreeSerif" w:eastAsia="FreeSerif"/>
+                <w:b w:val="0"/>
+                <w:i w:val="0"/>
                 <w:color w:val="9E1B32"/>
                 <w:sz w:val="22"/>
               </w:rPr>
@@ -6606,13 +6665,13 @@
                 <w:color w:val="9E1B32"/>
                 <w:sz w:val="22"/>
               </w:rPr>
-              <w:t xml:space="preserve">A.  </w:t>
+              <w:t xml:space="preserve">B.  </w:t>
             </w:r>
             <w:r>
               <w:drawing>
                 <wp:inline xmlns:a="http://schemas.openxmlformats.org/drawingml/2006/main" xmlns:pic="http://schemas.openxmlformats.org/drawingml/2006/picture">
                   <wp:extent cx="344424" cy="204216"/>
-                  <wp:docPr id="77" name="Picture 77"/>
+                  <wp:docPr id="78" name="Picture 78"/>
                   <wp:cNvGraphicFramePr>
                     <a:graphicFrameLocks noChangeAspect="1"/>
                   </wp:cNvGraphicFramePr>
@@ -6624,7 +6683,7 @@
                           <pic:cNvPicPr/>
                         </pic:nvPicPr>
                         <pic:blipFill>
-                          <a:blip r:embed="rId85"/>
+                          <a:blip r:embed="rId86"/>
                           <a:stretch>
                             <a:fillRect/>
                           </a:stretch>
@@ -6653,6 +6712,65 @@
                 <w:rFonts w:ascii="FreeSerif" w:hAnsi="FreeSerif" w:eastAsia="FreeSerif"/>
                 <w:b w:val="0"/>
                 <w:i w:val="0"/>
+                <w:color w:val="1A1A1A"/>
+                <w:sz w:val="22"/>
+              </w:rPr>
+              <w:t xml:space="preserve">☐   </w:t>
+            </w:r>
+            <w:r>
+              <w:rPr>
+                <w:b w:val="0"/>
+                <w:i w:val="0"/>
+                <w:color w:val="1A1A1A"/>
+                <w:sz w:val="22"/>
+              </w:rPr>
+              <w:t xml:space="preserve">C.  </w:t>
+            </w:r>
+            <w:r>
+              <w:drawing>
+                <wp:inline xmlns:a="http://schemas.openxmlformats.org/drawingml/2006/main" xmlns:pic="http://schemas.openxmlformats.org/drawingml/2006/picture">
+                  <wp:extent cx="554736" cy="118872"/>
+                  <wp:docPr id="79" name="Picture 79"/>
+                  <wp:cNvGraphicFramePr>
+                    <a:graphicFrameLocks noChangeAspect="1"/>
+                  </wp:cNvGraphicFramePr>
+                  <a:graphic>
+                    <a:graphicData uri="http://schemas.openxmlformats.org/drawingml/2006/picture">
+                      <pic:pic>
+                        <pic:nvPicPr>
+                          <pic:cNvPr id="0" name="17ed3fba114a4e1a.png"/>
+                          <pic:cNvPicPr/>
+                        </pic:nvPicPr>
+                        <pic:blipFill>
+                          <a:blip r:embed="rId87"/>
+                          <a:stretch>
+                            <a:fillRect/>
+                          </a:stretch>
+                        </pic:blipFill>
+                        <pic:spPr>
+                          <a:xfrm>
+                            <a:off x="0" y="0"/>
+                            <a:ext cx="554736" cy="118872"/>
+                          </a:xfrm>
+                          <a:prstGeom prst="rect"/>
+                        </pic:spPr>
+                      </pic:pic>
+                    </a:graphicData>
+                  </a:graphic>
+                </wp:inline>
+              </w:drawing>
+            </w:r>
+          </w:p>
+          <w:p>
+            <w:pPr>
+              <w:spacing w:before="40" w:after="40"/>
+              <w:ind w:left="1300" w:hanging="380"/>
+            </w:pPr>
+            <w:r>
+              <w:rPr>
+                <w:rFonts w:ascii="FreeSerif" w:hAnsi="FreeSerif" w:eastAsia="FreeSerif"/>
+                <w:b w:val="0"/>
+                <w:i w:val="0"/>
                 <w:color w:val="9E1B32"/>
                 <w:sz w:val="22"/>
               </w:rPr>
@@ -6665,13 +6783,131 @@
                 <w:color w:val="9E1B32"/>
                 <w:sz w:val="22"/>
               </w:rPr>
-              <w:t xml:space="preserve">B.  </w:t>
+              <w:t xml:space="preserve">D.  </w:t>
+            </w:r>
+            <w:r>
+              <w:drawing>
+                <wp:inline xmlns:a="http://schemas.openxmlformats.org/drawingml/2006/main" xmlns:pic="http://schemas.openxmlformats.org/drawingml/2006/picture">
+                  <wp:extent cx="344424" cy="219456"/>
+                  <wp:docPr id="80" name="Picture 80"/>
+                  <wp:cNvGraphicFramePr>
+                    <a:graphicFrameLocks noChangeAspect="1"/>
+                  </wp:cNvGraphicFramePr>
+                  <a:graphic>
+                    <a:graphicData uri="http://schemas.openxmlformats.org/drawingml/2006/picture">
+                      <pic:pic>
+                        <pic:nvPicPr>
+                          <pic:cNvPr id="0" name="a9c26db8beeebb45.png"/>
+                          <pic:cNvPicPr/>
+                        </pic:nvPicPr>
+                        <pic:blipFill>
+                          <a:blip r:embed="rId88"/>
+                          <a:stretch>
+                            <a:fillRect/>
+                          </a:stretch>
+                        </pic:blipFill>
+                        <pic:spPr>
+                          <a:xfrm>
+                            <a:off x="0" y="0"/>
+                            <a:ext cx="344424" cy="219456"/>
+                          </a:xfrm>
+                          <a:prstGeom prst="rect"/>
+                        </pic:spPr>
+                      </pic:pic>
+                    </a:graphicData>
+                  </a:graphic>
+                </wp:inline>
+              </w:drawing>
+            </w:r>
+          </w:p>
+          <w:p>
+            <w:pPr>
+              <w:spacing w:before="40" w:after="40"/>
+              <w:ind w:left="1300" w:hanging="380"/>
+            </w:pPr>
+            <w:r>
+              <w:rPr>
+                <w:rFonts w:ascii="FreeSerif" w:hAnsi="FreeSerif" w:eastAsia="FreeSerif"/>
+                <w:b w:val="0"/>
+                <w:i w:val="0"/>
+                <w:color w:val="9E1B32"/>
+                <w:sz w:val="22"/>
+              </w:rPr>
+              <w:t xml:space="preserve">☒   </w:t>
+            </w:r>
+            <w:r>
+              <w:rPr>
+                <w:b/>
+                <w:i w:val="0"/>
+                <w:color w:val="9E1B32"/>
+                <w:sz w:val="22"/>
+              </w:rPr>
+              <w:t xml:space="preserve">E.  </w:t>
+            </w:r>
+            <w:r>
+              <w:drawing>
+                <wp:inline xmlns:a="http://schemas.openxmlformats.org/drawingml/2006/main" xmlns:pic="http://schemas.openxmlformats.org/drawingml/2006/picture">
+                  <wp:extent cx="655320" cy="204216"/>
+                  <wp:docPr id="81" name="Picture 81"/>
+                  <wp:cNvGraphicFramePr>
+                    <a:graphicFrameLocks noChangeAspect="1"/>
+                  </wp:cNvGraphicFramePr>
+                  <a:graphic>
+                    <a:graphicData uri="http://schemas.openxmlformats.org/drawingml/2006/picture">
+                      <pic:pic>
+                        <pic:nvPicPr>
+                          <pic:cNvPr id="0" name="8a6606252c202cb0.png"/>
+                          <pic:cNvPicPr/>
+                        </pic:nvPicPr>
+                        <pic:blipFill>
+                          <a:blip r:embed="rId89"/>
+                          <a:stretch>
+                            <a:fillRect/>
+                          </a:stretch>
+                        </pic:blipFill>
+                        <pic:spPr>
+                          <a:xfrm>
+                            <a:off x="0" y="0"/>
+                            <a:ext cx="655320" cy="204216"/>
+                          </a:xfrm>
+                          <a:prstGeom prst="rect"/>
+                        </pic:spPr>
+                      </pic:pic>
+                    </a:graphicData>
+                  </a:graphic>
+                </wp:inline>
+              </w:drawing>
+            </w:r>
+          </w:p>
+          <w:p>
+            <w:pPr>
+              <w:spacing w:before="40" w:after="40"/>
+              <w:ind w:left="1300" w:hanging="380"/>
+            </w:pPr>
+            <w:r>
+              <w:rPr>
+                <w:rFonts w:ascii="FreeSerif" w:hAnsi="FreeSerif" w:eastAsia="FreeSerif"/>
+                <w:b w:val="0"/>
+                <w:i w:val="0"/>
+                <w:color w:val="9E1B32"/>
+                <w:sz w:val="22"/>
+              </w:rPr>
+              <w:t xml:space="preserve">☒   </w:t>
+            </w:r>
+            <w:r>
+              <w:rPr>
+                <w:b/>
+                <w:i w:val="0"/>
+                <w:color w:val="9E1B32"/>
+                <w:sz w:val="22"/>
+              </w:rPr>
+              <w:t xml:space="preserve">F.  </w:t>
             </w:r>
             <w:r>
               <w:drawing>
                 <wp:inline xmlns:a="http://schemas.openxmlformats.org/drawingml/2006/main" xmlns:pic="http://schemas.openxmlformats.org/drawingml/2006/picture">
                   <wp:extent cx="280416" cy="231648"/>
-                  <wp:docPr id="78" name="Picture 78"/>
+                  <wp:docPr id="82" name="Picture 82"/>
                   <wp:cNvGraphicFramePr>
                     <a:graphicFrameLocks noChangeAspect="1"/>
                   </wp:cNvGraphicFramePr>
@@ -6683,7 +6919,7 @@
                           <pic:cNvPicPr/>
                         </pic:nvPicPr>
                         <pic:blipFill>
-                          <a:blip r:embed="rId86"/>
+                          <a:blip r:embed="rId90"/>
                           <a:stretch>
                             <a:fillRect/>
                           </a:stretch>
@@ -6704,242 +6940,6 @@
           </w:p>
           <w:p>
             <w:pPr>
-              <w:spacing w:before="40" w:after="40"/>
-              <w:ind w:left="1300" w:hanging="380"/>
-            </w:pPr>
-            <w:r>
-              <w:rPr>
-                <w:rFonts w:ascii="FreeSerif" w:hAnsi="FreeSerif" w:eastAsia="FreeSerif"/>
-                <w:b w:val="0"/>
-                <w:i w:val="0"/>
-                <w:color w:val="9E1B32"/>
-                <w:sz w:val="22"/>
-              </w:rPr>
-              <w:t xml:space="preserve">☒   </w:t>
-            </w:r>
-            <w:r>
-              <w:rPr>
-                <w:b/>
-                <w:i w:val="0"/>
-                <w:color w:val="9E1B32"/>
-                <w:sz w:val="22"/>
-              </w:rPr>
-              <w:t xml:space="preserve">C.  </w:t>
-            </w:r>
-            <w:r>
-              <w:drawing>
-                <wp:inline xmlns:a="http://schemas.openxmlformats.org/drawingml/2006/main" xmlns:pic="http://schemas.openxmlformats.org/drawingml/2006/picture">
-                  <wp:extent cx="344424" cy="219456"/>
-                  <wp:docPr id="79" name="Picture 79"/>
-                  <wp:cNvGraphicFramePr>
-                    <a:graphicFrameLocks noChangeAspect="1"/>
-                  </wp:cNvGraphicFramePr>
-                  <a:graphic>
-                    <a:graphicData uri="http://schemas.openxmlformats.org/drawingml/2006/picture">
-                      <pic:pic>
-                        <pic:nvPicPr>
-                          <pic:cNvPr id="0" name="a9c26db8beeebb45.png"/>
-                          <pic:cNvPicPr/>
-                        </pic:nvPicPr>
-                        <pic:blipFill>
-                          <a:blip r:embed="rId87"/>
-                          <a:stretch>
-                            <a:fillRect/>
-                          </a:stretch>
-                        </pic:blipFill>
-                        <pic:spPr>
-                          <a:xfrm>
-                            <a:off x="0" y="0"/>
-                            <a:ext cx="344424" cy="219456"/>
-                          </a:xfrm>
-                          <a:prstGeom prst="rect"/>
-                        </pic:spPr>
-                      </pic:pic>
-                    </a:graphicData>
-                  </a:graphic>
-                </wp:inline>
-              </w:drawing>
-            </w:r>
-          </w:p>
-          <w:p>
-            <w:pPr>
-              <w:spacing w:before="40" w:after="40"/>
-              <w:ind w:left="1300" w:hanging="380"/>
-            </w:pPr>
-            <w:r>
-              <w:rPr>
-                <w:rFonts w:ascii="FreeSerif" w:hAnsi="FreeSerif" w:eastAsia="FreeSerif"/>
-                <w:b w:val="0"/>
-                <w:i w:val="0"/>
-                <w:color w:val="9E1B32"/>
-                <w:sz w:val="22"/>
-              </w:rPr>
-              <w:t xml:space="preserve">☒   </w:t>
-            </w:r>
-            <w:r>
-              <w:rPr>
-                <w:b/>
-                <w:i w:val="0"/>
-                <w:color w:val="9E1B32"/>
-                <w:sz w:val="22"/>
-              </w:rPr>
-              <w:t xml:space="preserve">D.  </w:t>
-            </w:r>
-            <w:r>
-              <w:drawing>
-                <wp:inline xmlns:a="http://schemas.openxmlformats.org/drawingml/2006/main" xmlns:pic="http://schemas.openxmlformats.org/drawingml/2006/picture">
-                  <wp:extent cx="655320" cy="204216"/>
-                  <wp:docPr id="80" name="Picture 80"/>
-                  <wp:cNvGraphicFramePr>
-                    <a:graphicFrameLocks noChangeAspect="1"/>
-                  </wp:cNvGraphicFramePr>
-                  <a:graphic>
-                    <a:graphicData uri="http://schemas.openxmlformats.org/drawingml/2006/picture">
-                      <pic:pic>
-                        <pic:nvPicPr>
-                          <pic:cNvPr id="0" name="8a6606252c202cb0.png"/>
-                          <pic:cNvPicPr/>
-                        </pic:nvPicPr>
-                        <pic:blipFill>
-                          <a:blip r:embed="rId88"/>
-                          <a:stretch>
-                            <a:fillRect/>
-                          </a:stretch>
-                        </pic:blipFill>
-                        <pic:spPr>
-                          <a:xfrm>
-                            <a:off x="0" y="0"/>
-                            <a:ext cx="655320" cy="204216"/>
-                          </a:xfrm>
-                          <a:prstGeom prst="rect"/>
-                        </pic:spPr>
-                      </pic:pic>
-                    </a:graphicData>
-                  </a:graphic>
-                </wp:inline>
-              </w:drawing>
-            </w:r>
-          </w:p>
-          <w:p>
-            <w:pPr>
-              <w:spacing w:before="40" w:after="40"/>
-              <w:ind w:left="1300" w:hanging="380"/>
-            </w:pPr>
-            <w:r>
-              <w:rPr>
-                <w:rFonts w:ascii="FreeSerif" w:hAnsi="FreeSerif" w:eastAsia="FreeSerif"/>
-                <w:b w:val="0"/>
-                <w:i w:val="0"/>
-                <w:color w:val="1A1A1A"/>
-                <w:sz w:val="22"/>
-              </w:rPr>
-              <w:t xml:space="preserve">☐   </w:t>
-            </w:r>
-            <w:r>
-              <w:rPr>
-                <w:b w:val="0"/>
-                <w:i w:val="0"/>
-                <w:color w:val="1A1A1A"/>
-                <w:sz w:val="22"/>
-              </w:rPr>
-              <w:t xml:space="preserve">E.  </w:t>
-            </w:r>
-            <w:r>
-              <w:drawing>
-                <wp:inline xmlns:a="http://schemas.openxmlformats.org/drawingml/2006/main" xmlns:pic="http://schemas.openxmlformats.org/drawingml/2006/picture">
-                  <wp:extent cx="466344" cy="204216"/>
-                  <wp:docPr id="81" name="Picture 81"/>
-                  <wp:cNvGraphicFramePr>
-                    <a:graphicFrameLocks noChangeAspect="1"/>
-                  </wp:cNvGraphicFramePr>
-                  <a:graphic>
-                    <a:graphicData uri="http://schemas.openxmlformats.org/drawingml/2006/picture">
-                      <pic:pic>
-                        <pic:nvPicPr>
-                          <pic:cNvPr id="0" name="a4a5570bcf96386b.png"/>
-                          <pic:cNvPicPr/>
-                        </pic:nvPicPr>
-                        <pic:blipFill>
-                          <a:blip r:embed="rId89"/>
-                          <a:stretch>
-                            <a:fillRect/>
-                          </a:stretch>
-                        </pic:blipFill>
-                        <pic:spPr>
-                          <a:xfrm>
-                            <a:off x="0" y="0"/>
-                            <a:ext cx="466344" cy="204216"/>
-                          </a:xfrm>
-                          <a:prstGeom prst="rect"/>
-                        </pic:spPr>
-                      </pic:pic>
-                    </a:graphicData>
-                  </a:graphic>
-                </wp:inline>
-              </w:drawing>
-            </w:r>
-          </w:p>
-          <w:p>
-            <w:pPr>
-              <w:spacing w:before="40" w:after="40"/>
-              <w:ind w:left="1300" w:hanging="380"/>
-            </w:pPr>
-            <w:r>
-              <w:rPr>
-                <w:rFonts w:ascii="FreeSerif" w:hAnsi="FreeSerif" w:eastAsia="FreeSerif"/>
-                <w:b w:val="0"/>
-                <w:i w:val="0"/>
-                <w:color w:val="1A1A1A"/>
-                <w:sz w:val="22"/>
-              </w:rPr>
-              <w:t xml:space="preserve">☐   </w:t>
-            </w:r>
-            <w:r>
-              <w:rPr>
-                <w:b w:val="0"/>
-                <w:i w:val="0"/>
-                <w:color w:val="1A1A1A"/>
-                <w:sz w:val="22"/>
-              </w:rPr>
-              <w:t xml:space="preserve">F.  </w:t>
-            </w:r>
-            <w:r>
-              <w:drawing>
-                <wp:inline xmlns:a="http://schemas.openxmlformats.org/drawingml/2006/main" xmlns:pic="http://schemas.openxmlformats.org/drawingml/2006/picture">
-                  <wp:extent cx="554736" cy="118872"/>
-                  <wp:docPr id="82" name="Picture 82"/>
-                  <wp:cNvGraphicFramePr>
-                    <a:graphicFrameLocks noChangeAspect="1"/>
-                  </wp:cNvGraphicFramePr>
-                  <a:graphic>
-                    <a:graphicData uri="http://schemas.openxmlformats.org/drawingml/2006/picture">
-                      <pic:pic>
-                        <pic:nvPicPr>
-                          <pic:cNvPr id="0" name="17ed3fba114a4e1a.png"/>
-                          <pic:cNvPicPr/>
-                        </pic:nvPicPr>
-                        <pic:blipFill>
-                          <a:blip r:embed="rId90"/>
-                          <a:stretch>
-                            <a:fillRect/>
-                          </a:stretch>
-                        </pic:blipFill>
-                        <pic:spPr>
-                          <a:xfrm>
-                            <a:off x="0" y="0"/>
-                            <a:ext cx="554736" cy="118872"/>
-                          </a:xfrm>
-                          <a:prstGeom prst="rect"/>
-                        </pic:spPr>
-                      </pic:pic>
-                    </a:graphicData>
-                  </a:graphic>
-                </wp:inline>
-              </w:drawing>
-            </w:r>
-          </w:p>
-          <w:p>
-            <w:pPr>
               <w:spacing w:before="40" w:after="60"/>
               <w:ind w:left="420"/>
             </w:pPr>
@@ -6950,7 +6950,7 @@
                 <w:color w:val="9E1B32"/>
                 <w:sz w:val="22"/>
               </w:rPr>
-              <w:t>A, B, C and D</w:t>
+              <w:t>B, D, E and F</w:t>
             </w:r>
           </w:p>
           <w:p>

--- a/a7/packages/A7 Unit 4 - Solving Problems with Rational Numbers/Answer Keys/A7 4  Unit Assessment Key.docx
+++ b/a7/packages/A7 Unit 4 - Solving Problems with Rational Numbers/Answer Keys/A7 4  Unit Assessment Key.docx
@@ -3223,7 +3223,7 @@
                 <w:color w:val="1A1A1A"/>
                 <w:sz w:val="22"/>
               </w:rPr>
-              <w:t>0.00405 metres</w:t>
+              <w:t>0.00405 meters</w:t>
             </w:r>
             <w:r>
               <w:tab/>
@@ -3590,7 +3590,7 @@
                 <w:color w:val="9E1B32"/>
                 <w:sz w:val="22"/>
               </w:rPr>
-              <w:t xml:space="preserve"> square millimetres</w:t>
+              <w:t xml:space="preserve"> square millimeters</w:t>
             </w:r>
           </w:p>
           <w:p>
